--- a/templates/docx/contracts/by_company/sk10/contract_template.docx
+++ b/templates/docx/contracts/by_company/sk10/contract_template.docx
@@ -1260,26 +1260,7 @@
                 <w:sz w:val="22"/>
                 <w:szCs w:val="22"/>
               </w:rPr>
-              <w:t xml:space="preserve">Юрид. адрес: {{ company.legal_address_line1 }}</w:t>
-            </w:r>
-          </w:p>
-          <w:p>
-            <w:pPr>
-              <w:pStyle w:val="ConsDTNormal"/>
-              <w:ind w:right="321"/>
-              <w:rPr>
-                <w:rFonts w:ascii="Microsoft Sans Serif" w:hAnsi="Microsoft Sans Serif" w:cs="Microsoft Sans Serif"/>
-                <w:sz w:val="22"/>
-                <w:szCs w:val="22"/>
-              </w:rPr>
-            </w:pPr>
-            <w:r>
-              <w:rPr>
-                <w:rFonts w:ascii="Microsoft Sans Serif" w:hAnsi="Microsoft Sans Serif" w:cs="Microsoft Sans Serif"/>
-                <w:sz w:val="22"/>
-                <w:szCs w:val="22"/>
-              </w:rPr>
-              <w:t xml:space="preserve"> {{ company.legal_address_line2 }}</w:t>
+              <w:t xml:space="preserve">Юрид. адрес: {{ company.legal_address }}</w:t>
             </w:r>
           </w:p>
           <w:p>
@@ -1297,25 +1278,7 @@
                 <w:sz w:val="22"/>
                 <w:szCs w:val="22"/>
               </w:rPr>
-              <w:t>Почт. адрес: {{ company.postal_address_line1 }}</w:t>
-            </w:r>
-          </w:p>
-          <w:p>
-            <w:pPr>
-              <w:pStyle w:val="ConsDTNormal"/>
-              <w:rPr>
-                <w:rFonts w:ascii="Microsoft Sans Serif" w:hAnsi="Microsoft Sans Serif" w:cs="Microsoft Sans Serif"/>
-                <w:sz w:val="22"/>
-                <w:szCs w:val="22"/>
-              </w:rPr>
-            </w:pPr>
-            <w:r>
-              <w:rPr>
-                <w:rFonts w:ascii="Microsoft Sans Serif" w:hAnsi="Microsoft Sans Serif" w:cs="Microsoft Sans Serif"/>
-                <w:sz w:val="22"/>
-                <w:szCs w:val="22"/>
-              </w:rPr>
-              <w:t xml:space="preserve"> {{ company.postal_address_line2 }}</w:t>
+              <w:t xml:space="preserve">Почт. адрес: {{ company.postal_address }}</w:t>
             </w:r>
           </w:p>
           <w:p>
@@ -1566,10 +1529,10 @@
                 <w:sz w:val="22"/>
                 <w:szCs w:val="22"/>
               </w:rPr>
-              <w:t xml:space="preserve"/>
+              <w:t xml:space="preserve"> {{ applicant.home_address }}</w:t>
             </w:r>
             <w:r>
-              <w:t xml:space="preserve"> </w:t>
+              <w:t xml:space="preserve"/>
             </w:r>
             <w:r>
               <w:rPr>
@@ -1577,7 +1540,7 @@
                 <w:sz w:val="22"/>
                 <w:szCs w:val="22"/>
               </w:rPr>
-              <w:t>{{ applicant.home_address_line1 }} {{ applicant.home_address_line2 }}</w:t>
+              <w:t/>
             </w:r>
           </w:p>
           <w:p>
